--- a/Sistema_Autorizaciones/SISLICBACK/document/PATRON_RESOL_DE_CANILLITAS_FINAL.docx
+++ b/Sistema_Autorizaciones/SISLICBACK/document/PATRON_RESOL_DE_CANILLITAS_FINAL.docx
@@ -1,6 +1,6 @@
 
 <file path=word/document.xml><?xml version="1.0" encoding="utf-8"?>
-<w:document xmlns:wpc="http://schemas.microsoft.com/office/word/2010/wordprocessingCanvas" xmlns:cx="http://schemas.microsoft.com/office/drawing/2014/chartex" xmlns:cx1="http://schemas.microsoft.com/office/drawing/2015/9/8/chartex" xmlns:cx2="http://schemas.microsoft.com/office/drawing/2015/10/21/chartex" xmlns:cx3="http://schemas.microsoft.com/office/drawing/2016/5/9/chartex" xmlns:cx4="http://schemas.microsoft.com/office/drawing/2016/5/10/chartex" xmlns:cx5="http://schemas.microsoft.com/office/drawing/2016/5/11/chartex" xmlns:cx6="http://schemas.microsoft.com/office/drawing/2016/5/12/chartex" xmlns:cx7="http://schemas.microsoft.com/office/drawing/2016/5/13/chartex" xmlns:cx8="http://schemas.microsoft.com/office/drawing/2016/5/14/chartex" xmlns:mc="http://schemas.openxmlformats.org/markup-compatibility/2006" xmlns:aink="http://schemas.microsoft.com/office/drawing/2016/ink" xmlns:am3d="http://schemas.microsoft.com/office/drawing/2017/model3d" xmlns:o="urn:schemas-microsoft-com:office:office" xmlns:oel="http://schemas.microsoft.com/office/2019/extlst" xmlns:r="http://schemas.openxmlformats.org/officeDocument/2006/relationships" xmlns:m="http://schemas.openxmlformats.org/officeDocument/2006/math" xmlns:v="urn:schemas-microsoft-com:vml" xmlns:wp14="http://schemas.microsoft.com/office/word/2010/wordprocessingDrawing" xmlns:wp="http://schemas.openxmlformats.org/drawingml/2006/wordprocessingDrawing" xmlns:w10="urn:schemas-microsoft-com:office:word" xmlns:w="http://schemas.openxmlformats.org/wordprocessingml/2006/main" xmlns:w14="http://schemas.microsoft.com/office/word/2010/wordml" xmlns:w15="http://schemas.microsoft.com/office/word/2012/wordml" xmlns:w16cex="http://schemas.microsoft.com/office/word/2018/wordml/cex" xmlns:w16cid="http://schemas.microsoft.com/office/word/2016/wordml/cid" xmlns:w16="http://schemas.microsoft.com/office/word/2018/wordml" xmlns:w16du="http://schemas.microsoft.com/office/word/2023/wordml/word16du" xmlns:w16sdtdh="http://schemas.microsoft.com/office/word/2020/wordml/sdtdatahash" xmlns:w16se="http://schemas.microsoft.com/office/word/2015/wordml/symex" xmlns:wpg="http://schemas.microsoft.com/office/word/2010/wordprocessingGroup" xmlns:wpi="http://schemas.microsoft.com/office/word/2010/wordprocessingInk" xmlns:wne="http://schemas.microsoft.com/office/word/2006/wordml" xmlns:wps="http://schemas.microsoft.com/office/word/2010/wordprocessingShape" mc:Ignorable="w14 w15 w16se w16cid w16 w16cex w16sdtdh w16du wp14">
+<w:document xmlns:wpc="http://schemas.microsoft.com/office/word/2010/wordprocessingCanvas" xmlns:cx="http://schemas.microsoft.com/office/drawing/2014/chartex" xmlns:cx1="http://schemas.microsoft.com/office/drawing/2015/9/8/chartex" xmlns:cx2="http://schemas.microsoft.com/office/drawing/2015/10/21/chartex" xmlns:cx3="http://schemas.microsoft.com/office/drawing/2016/5/9/chartex" xmlns:cx4="http://schemas.microsoft.com/office/drawing/2016/5/10/chartex" xmlns:cx5="http://schemas.microsoft.com/office/drawing/2016/5/11/chartex" xmlns:cx6="http://schemas.microsoft.com/office/drawing/2016/5/12/chartex" xmlns:cx7="http://schemas.microsoft.com/office/drawing/2016/5/13/chartex" xmlns:cx8="http://schemas.microsoft.com/office/drawing/2016/5/14/chartex" xmlns:mc="http://schemas.openxmlformats.org/markup-compatibility/2006" xmlns:aink="http://schemas.microsoft.com/office/drawing/2016/ink" xmlns:am3d="http://schemas.microsoft.com/office/drawing/2017/model3d" xmlns:o="urn:schemas-microsoft-com:office:office" xmlns:oel="http://schemas.microsoft.com/office/2019/extlst" xmlns:r="http://schemas.openxmlformats.org/officeDocument/2006/relationships" xmlns:m="http://schemas.openxmlformats.org/officeDocument/2006/math" xmlns:v="urn:schemas-microsoft-com:vml" xmlns:wp14="http://schemas.microsoft.com/office/word/2010/wordprocessingDrawing" xmlns:wp="http://schemas.openxmlformats.org/drawingml/2006/wordprocessingDrawing" xmlns:w10="urn:schemas-microsoft-com:office:word" xmlns:w="http://schemas.openxmlformats.org/wordprocessingml/2006/main" xmlns:w14="http://schemas.microsoft.com/office/word/2010/wordml" xmlns:w15="http://schemas.microsoft.com/office/word/2012/wordml" xmlns:w16cex="http://schemas.microsoft.com/office/word/2018/wordml/cex" xmlns:w16cid="http://schemas.microsoft.com/office/word/2016/wordml/cid" xmlns:w16="http://schemas.microsoft.com/office/word/2018/wordml" xmlns:w16du="http://schemas.microsoft.com/office/word/2023/wordml/word16du" xmlns:w16sdtdh="http://schemas.microsoft.com/office/word/2020/wordml/sdtdatahash" xmlns:w16sdtfl="http://schemas.microsoft.com/office/word/2024/wordml/sdtformatlock" xmlns:w16se="http://schemas.microsoft.com/office/word/2015/wordml/symex" xmlns:wpg="http://schemas.microsoft.com/office/word/2010/wordprocessingGroup" xmlns:wpi="http://schemas.microsoft.com/office/word/2010/wordprocessingInk" xmlns:wne="http://schemas.microsoft.com/office/word/2006/wordml" xmlns:wps="http://schemas.microsoft.com/office/word/2010/wordprocessingShape" mc:Ignorable="w14 w15 w16se w16cid w16 w16cex w16sdtdh w16sdtfl w16du wp14">
   <w:body>
     <w:p>
       <w:pPr>
@@ -130,15 +130,6 @@
           <w:noProof/>
           <w:sz w:val="20"/>
         </w:rPr>
-        <w:t>-2025</w:t>
-      </w:r>
-      <w:r>
-        <w:rPr>
-          <w:rFonts w:ascii="Arial Narrow" w:hAnsi="Arial Narrow" w:cs="Arial"/>
-          <w:b/>
-          <w:noProof/>
-          <w:sz w:val="20"/>
-        </w:rPr>
         <w:t>,</w:t>
       </w:r>
       <w:r>
@@ -296,8 +287,17 @@
           <w:rFonts w:ascii="Arial Narrow" w:hAnsi="Arial Narrow" w:cs="Arial"/>
           <w:sz w:val="20"/>
         </w:rPr>
-        <w:t>identificado con DNI N°</w:t>
-      </w:r>
+        <w:t xml:space="preserve">identificado con DNI </w:t>
+      </w:r>
+      <w:proofErr w:type="spellStart"/>
+      <w:r>
+        <w:rPr>
+          <w:rFonts w:ascii="Arial Narrow" w:hAnsi="Arial Narrow" w:cs="Arial"/>
+          <w:sz w:val="20"/>
+        </w:rPr>
+        <w:t>N°</w:t>
+      </w:r>
+      <w:proofErr w:type="spellEnd"/>
       <w:r>
         <w:rPr>
           <w:rFonts w:ascii="Arial Narrow" w:hAnsi="Arial Narrow" w:cs="Arial"/>
@@ -475,16 +475,7 @@
           <w:noProof/>
           <w:sz w:val="20"/>
         </w:rPr>
-        <w:t xml:space="preserve"> -</w:t>
-      </w:r>
-      <w:r>
-        <w:rPr>
-          <w:rFonts w:ascii="Arial" w:hAnsi="Arial" w:cs="Arial"/>
-          <w:b/>
-          <w:noProof/>
-          <w:sz w:val="20"/>
-        </w:rPr>
-        <w:t xml:space="preserve"> </w:t>
+        <w:t xml:space="preserve"> - </w:t>
       </w:r>
       <w:r>
         <w:rPr>
@@ -597,6 +588,7 @@
           <w:rFonts w:ascii="Arial Narrow" w:hAnsi="Arial Narrow" w:cs="Arial"/>
           <w:b/>
           <w:sz w:val="20"/>
+          <w:u w:val="single"/>
         </w:rPr>
       </w:pPr>
       <w:r>
@@ -641,7 +633,23 @@
           <w:rFonts w:ascii="Arial Narrow" w:hAnsi="Arial Narrow" w:cs="Arial"/>
           <w:sz w:val="20"/>
         </w:rPr>
-        <w:t>Que, el articulo IV del Título Preliminar de la Ley Orgánica de Municipalidades, Ley N° 27972, y modificatorias, establece que “</w:t>
+        <w:t xml:space="preserve">Que, el articulo IV del Título Preliminar de la Ley Orgánica de Municipalidades, Ley </w:t>
+      </w:r>
+      <w:proofErr w:type="spellStart"/>
+      <w:r>
+        <w:rPr>
+          <w:rFonts w:ascii="Arial Narrow" w:hAnsi="Arial Narrow" w:cs="Arial"/>
+          <w:sz w:val="20"/>
+        </w:rPr>
+        <w:t>N°</w:t>
+      </w:r>
+      <w:proofErr w:type="spellEnd"/>
+      <w:r>
+        <w:rPr>
+          <w:rFonts w:ascii="Arial Narrow" w:hAnsi="Arial Narrow" w:cs="Arial"/>
+          <w:sz w:val="20"/>
+        </w:rPr>
+        <w:t xml:space="preserve"> 27972, y modificatorias, establece que “</w:t>
       </w:r>
       <w:r>
         <w:rPr>
@@ -703,7 +711,25 @@
           <w:iCs/>
           <w:sz w:val="20"/>
         </w:rPr>
-        <w:t xml:space="preserve">Que, la Ley N° </w:t>
+        <w:t xml:space="preserve">Que, la Ley </w:t>
+      </w:r>
+      <w:proofErr w:type="spellStart"/>
+      <w:r>
+        <w:rPr>
+          <w:rFonts w:ascii="Arial Narrow" w:hAnsi="Arial Narrow" w:cs="Arial"/>
+          <w:iCs/>
+          <w:sz w:val="20"/>
+        </w:rPr>
+        <w:t>N°</w:t>
+      </w:r>
+      <w:proofErr w:type="spellEnd"/>
+      <w:r>
+        <w:rPr>
+          <w:rFonts w:ascii="Arial Narrow" w:hAnsi="Arial Narrow" w:cs="Arial"/>
+          <w:iCs/>
+          <w:sz w:val="20"/>
+        </w:rPr>
+        <w:t xml:space="preserve"> </w:t>
       </w:r>
       <w:r>
         <w:rPr>
@@ -807,7 +833,25 @@
           <w:iCs/>
           <w:sz w:val="20"/>
         </w:rPr>
-        <w:t>del Decreto Supremo N° 005-2022-PRODUCE</w:t>
+        <w:t xml:space="preserve">del Decreto Supremo </w:t>
+      </w:r>
+      <w:proofErr w:type="spellStart"/>
+      <w:r>
+        <w:rPr>
+          <w:rFonts w:ascii="Arial Narrow" w:hAnsi="Arial Narrow" w:cs="Arial"/>
+          <w:iCs/>
+          <w:sz w:val="20"/>
+        </w:rPr>
+        <w:t>N°</w:t>
+      </w:r>
+      <w:proofErr w:type="spellEnd"/>
+      <w:r>
+        <w:rPr>
+          <w:rFonts w:ascii="Arial Narrow" w:hAnsi="Arial Narrow" w:cs="Arial"/>
+          <w:iCs/>
+          <w:sz w:val="20"/>
+        </w:rPr>
+        <w:t xml:space="preserve"> 005-2022-PRODUCE</w:t>
       </w:r>
       <w:r>
         <w:rPr>
@@ -857,7 +901,29 @@
           <w:szCs w:val="20"/>
           <w:shd w:val="clear" w:color="auto" w:fill="FFFFFF"/>
         </w:rPr>
-        <w:t>el Reglamento de la Ley N° 31344</w:t>
+        <w:t xml:space="preserve">el Reglamento de la Ley </w:t>
+      </w:r>
+      <w:proofErr w:type="spellStart"/>
+      <w:r>
+        <w:rPr>
+          <w:rFonts w:ascii="Arial Narrow" w:hAnsi="Arial Narrow" w:cs="Arial"/>
+          <w:color w:val="151515"/>
+          <w:sz w:val="20"/>
+          <w:szCs w:val="20"/>
+          <w:shd w:val="clear" w:color="auto" w:fill="FFFFFF"/>
+        </w:rPr>
+        <w:t>N°</w:t>
+      </w:r>
+      <w:proofErr w:type="spellEnd"/>
+      <w:r>
+        <w:rPr>
+          <w:rFonts w:ascii="Arial Narrow" w:hAnsi="Arial Narrow" w:cs="Arial"/>
+          <w:color w:val="151515"/>
+          <w:sz w:val="20"/>
+          <w:szCs w:val="20"/>
+          <w:shd w:val="clear" w:color="auto" w:fill="FFFFFF"/>
+        </w:rPr>
+        <w:t xml:space="preserve"> 31344</w:t>
       </w:r>
       <w:r>
         <w:rPr>
@@ -975,7 +1041,25 @@
           <w:iCs/>
           <w:sz w:val="20"/>
         </w:rPr>
-        <w:t xml:space="preserve">Que, a través de la Ordenanza N° </w:t>
+        <w:t xml:space="preserve">Que, a través de la Ordenanza </w:t>
+      </w:r>
+      <w:proofErr w:type="spellStart"/>
+      <w:r>
+        <w:rPr>
+          <w:rFonts w:ascii="Arial Narrow" w:hAnsi="Arial Narrow" w:cs="Arial"/>
+          <w:iCs/>
+          <w:sz w:val="20"/>
+        </w:rPr>
+        <w:t>N°</w:t>
+      </w:r>
+      <w:proofErr w:type="spellEnd"/>
+      <w:r>
+        <w:rPr>
+          <w:rFonts w:ascii="Arial Narrow" w:hAnsi="Arial Narrow" w:cs="Arial"/>
+          <w:iCs/>
+          <w:sz w:val="20"/>
+        </w:rPr>
+        <w:t xml:space="preserve"> </w:t>
       </w:r>
       <w:r>
         <w:rPr>
@@ -1620,13 +1704,23 @@
         </w:rPr>
         <w:t xml:space="preserve">Que, a través del informe </w:t>
       </w:r>
+      <w:proofErr w:type="spellStart"/>
       <w:r>
         <w:rPr>
           <w:rFonts w:ascii="Arial Narrow" w:hAnsi="Arial Narrow" w:cs="Arial"/>
           <w:bCs/>
           <w:sz w:val="20"/>
         </w:rPr>
-        <w:t xml:space="preserve">N° </w:t>
+        <w:t>N°</w:t>
+      </w:r>
+      <w:proofErr w:type="spellEnd"/>
+      <w:r>
+        <w:rPr>
+          <w:rFonts w:ascii="Arial Narrow" w:hAnsi="Arial Narrow" w:cs="Arial"/>
+          <w:bCs/>
+          <w:sz w:val="20"/>
+        </w:rPr>
+        <w:t xml:space="preserve"> </w:t>
       </w:r>
       <w:r>
         <w:rPr>
@@ -1810,24 +1904,6 @@
           <w:noProof/>
           <w:sz w:val="20"/>
         </w:rPr>
-        <w:t>-2025</w:t>
-      </w:r>
-      <w:r>
-        <w:rPr>
-          <w:rFonts w:ascii="Arial Narrow" w:hAnsi="Arial Narrow" w:cs="Arial"/>
-          <w:b/>
-          <w:noProof/>
-          <w:sz w:val="20"/>
-        </w:rPr>
-        <w:t xml:space="preserve"> </w:t>
-      </w:r>
-      <w:r>
-        <w:rPr>
-          <w:rFonts w:ascii="Arial Narrow" w:hAnsi="Arial Narrow" w:cs="Arial"/>
-          <w:b/>
-          <w:noProof/>
-          <w:sz w:val="20"/>
-        </w:rPr>
         <w:t>,</w:t>
       </w:r>
       <w:r>
@@ -1965,15 +2041,41 @@
           <w:rFonts w:ascii="Arial Narrow" w:hAnsi="Arial Narrow" w:cs="Arial"/>
           <w:sz w:val="20"/>
         </w:rPr>
-        <w:t xml:space="preserve">Que, de conformidad con la Ley N° 27972 y modificatorias, Ley Orgánica de Municipalidades; la Ley </w:t>
-      </w:r>
-      <w:r>
-        <w:rPr>
-          <w:rFonts w:ascii="Arial Narrow" w:hAnsi="Arial Narrow" w:cs="Arial"/>
-          <w:iCs/>
-          <w:sz w:val="20"/>
-        </w:rPr>
-        <w:t xml:space="preserve">N° </w:t>
+        <w:t xml:space="preserve">Que, de conformidad con la Ley </w:t>
+      </w:r>
+      <w:proofErr w:type="spellStart"/>
+      <w:r>
+        <w:rPr>
+          <w:rFonts w:ascii="Arial Narrow" w:hAnsi="Arial Narrow" w:cs="Arial"/>
+          <w:sz w:val="20"/>
+        </w:rPr>
+        <w:t>N°</w:t>
+      </w:r>
+      <w:proofErr w:type="spellEnd"/>
+      <w:r>
+        <w:rPr>
+          <w:rFonts w:ascii="Arial Narrow" w:hAnsi="Arial Narrow" w:cs="Arial"/>
+          <w:sz w:val="20"/>
+        </w:rPr>
+        <w:t xml:space="preserve"> 27972 y modificatorias, Ley Orgánica de Municipalidades; la Ley </w:t>
+      </w:r>
+      <w:proofErr w:type="spellStart"/>
+      <w:r>
+        <w:rPr>
+          <w:rFonts w:ascii="Arial Narrow" w:hAnsi="Arial Narrow" w:cs="Arial"/>
+          <w:iCs/>
+          <w:sz w:val="20"/>
+        </w:rPr>
+        <w:t>N°</w:t>
+      </w:r>
+      <w:proofErr w:type="spellEnd"/>
+      <w:r>
+        <w:rPr>
+          <w:rFonts w:ascii="Arial Narrow" w:hAnsi="Arial Narrow" w:cs="Arial"/>
+          <w:iCs/>
+          <w:sz w:val="20"/>
+        </w:rPr>
+        <w:t xml:space="preserve"> </w:t>
       </w:r>
       <w:r>
         <w:rPr>
@@ -2013,7 +2115,43 @@
           <w:iCs/>
           <w:sz w:val="20"/>
         </w:rPr>
-        <w:t xml:space="preserve"> el Decreto Supremo N° 005-2022-PRODUCE, que aprueba el Reglamento de la Ley N° 31344</w:t>
+        <w:t xml:space="preserve"> el Decreto Supremo </w:t>
+      </w:r>
+      <w:proofErr w:type="spellStart"/>
+      <w:r>
+        <w:rPr>
+          <w:rFonts w:ascii="Arial Narrow" w:hAnsi="Arial Narrow" w:cs="Arial"/>
+          <w:iCs/>
+          <w:sz w:val="20"/>
+        </w:rPr>
+        <w:t>N°</w:t>
+      </w:r>
+      <w:proofErr w:type="spellEnd"/>
+      <w:r>
+        <w:rPr>
+          <w:rFonts w:ascii="Arial Narrow" w:hAnsi="Arial Narrow" w:cs="Arial"/>
+          <w:iCs/>
+          <w:sz w:val="20"/>
+        </w:rPr>
+        <w:t xml:space="preserve"> 005-2022-PRODUCE, que aprueba el Reglamento de la Ley </w:t>
+      </w:r>
+      <w:proofErr w:type="spellStart"/>
+      <w:r>
+        <w:rPr>
+          <w:rFonts w:ascii="Arial Narrow" w:hAnsi="Arial Narrow" w:cs="Arial"/>
+          <w:iCs/>
+          <w:sz w:val="20"/>
+        </w:rPr>
+        <w:t>N°</w:t>
+      </w:r>
+      <w:proofErr w:type="spellEnd"/>
+      <w:r>
+        <w:rPr>
+          <w:rFonts w:ascii="Arial Narrow" w:hAnsi="Arial Narrow" w:cs="Arial"/>
+          <w:iCs/>
+          <w:sz w:val="20"/>
+        </w:rPr>
+        <w:t xml:space="preserve"> 31344</w:t>
       </w:r>
       <w:r>
         <w:rPr>
@@ -2029,7 +2167,25 @@
           <w:color w:val="000000"/>
           <w:sz w:val="20"/>
         </w:rPr>
-        <w:t xml:space="preserve">la Ordenanza N° 1787-MML, Ordenanza que regula el comercio ambulatorio en los espacios públicos en Lima Metropolitana, y modificatorias; </w:t>
+        <w:t xml:space="preserve">la Ordenanza </w:t>
+      </w:r>
+      <w:proofErr w:type="spellStart"/>
+      <w:r>
+        <w:rPr>
+          <w:rFonts w:ascii="Arial Narrow" w:hAnsi="Arial Narrow" w:cs="Arial"/>
+          <w:color w:val="000000"/>
+          <w:sz w:val="20"/>
+        </w:rPr>
+        <w:t>N°</w:t>
+      </w:r>
+      <w:proofErr w:type="spellEnd"/>
+      <w:r>
+        <w:rPr>
+          <w:rFonts w:ascii="Arial Narrow" w:hAnsi="Arial Narrow" w:cs="Arial"/>
+          <w:color w:val="000000"/>
+          <w:sz w:val="20"/>
+        </w:rPr>
+        <w:t xml:space="preserve"> 1787-MML, Ordenanza que regula el comercio ambulatorio en los espacios públicos en Lima Metropolitana, y modificatorias; </w:t>
       </w:r>
       <w:r>
         <w:rPr>
@@ -2058,7 +2214,29 @@
           <w:sz w:val="20"/>
         </w:rPr>
         <w:lastRenderedPageBreak/>
-        <w:t>Complementaria Final de la Ordenanza N° 615-MDA, Ordenanza que aprueba la Nueva Estructura Orgánica y el Reglamento de Organización y Funciones (ROF) de la Municipalidad Distrital de Ate</w:t>
+        <w:t xml:space="preserve">Complementaria Final de la Ordenanza </w:t>
+      </w:r>
+      <w:proofErr w:type="spellStart"/>
+      <w:r>
+        <w:rPr>
+          <w:rFonts w:ascii="Arial Narrow" w:eastAsia="Arial" w:hAnsi="Arial Narrow" w:cs="Arial"/>
+          <w:bCs/>
+          <w:iCs/>
+          <w:color w:val="000000"/>
+          <w:sz w:val="20"/>
+        </w:rPr>
+        <w:t>N°</w:t>
+      </w:r>
+      <w:proofErr w:type="spellEnd"/>
+      <w:r>
+        <w:rPr>
+          <w:rFonts w:ascii="Arial Narrow" w:eastAsia="Arial" w:hAnsi="Arial Narrow" w:cs="Arial"/>
+          <w:bCs/>
+          <w:iCs/>
+          <w:color w:val="000000"/>
+          <w:sz w:val="20"/>
+        </w:rPr>
+        <w:t xml:space="preserve"> 615-MDA, Ordenanza que aprueba la Nueva Estructura Orgánica y el Reglamento de Organización y Funciones (ROF) de la Municipalidad Distrital de Ate</w:t>
       </w:r>
       <w:r>
         <w:rPr>
@@ -3119,7 +3297,7 @@
 </file>
 
 <file path=word/endnotes.xml><?xml version="1.0" encoding="utf-8"?>
-<w:endnotes xmlns:wpc="http://schemas.microsoft.com/office/word/2010/wordprocessingCanvas" xmlns:cx="http://schemas.microsoft.com/office/drawing/2014/chartex" xmlns:cx1="http://schemas.microsoft.com/office/drawing/2015/9/8/chartex" xmlns:cx2="http://schemas.microsoft.com/office/drawing/2015/10/21/chartex" xmlns:cx3="http://schemas.microsoft.com/office/drawing/2016/5/9/chartex" xmlns:cx4="http://schemas.microsoft.com/office/drawing/2016/5/10/chartex" xmlns:cx5="http://schemas.microsoft.com/office/drawing/2016/5/11/chartex" xmlns:cx6="http://schemas.microsoft.com/office/drawing/2016/5/12/chartex" xmlns:cx7="http://schemas.microsoft.com/office/drawing/2016/5/13/chartex" xmlns:cx8="http://schemas.microsoft.com/office/drawing/2016/5/14/chartex" xmlns:mc="http://schemas.openxmlformats.org/markup-compatibility/2006" xmlns:aink="http://schemas.microsoft.com/office/drawing/2016/ink" xmlns:am3d="http://schemas.microsoft.com/office/drawing/2017/model3d" xmlns:o="urn:schemas-microsoft-com:office:office" xmlns:oel="http://schemas.microsoft.com/office/2019/extlst" xmlns:r="http://schemas.openxmlformats.org/officeDocument/2006/relationships" xmlns:m="http://schemas.openxmlformats.org/officeDocument/2006/math" xmlns:v="urn:schemas-microsoft-com:vml" xmlns:wp14="http://schemas.microsoft.com/office/word/2010/wordprocessingDrawing" xmlns:wp="http://schemas.openxmlformats.org/drawingml/2006/wordprocessingDrawing" xmlns:w10="urn:schemas-microsoft-com:office:word" xmlns:w="http://schemas.openxmlformats.org/wordprocessingml/2006/main" xmlns:w14="http://schemas.microsoft.com/office/word/2010/wordml" xmlns:w15="http://schemas.microsoft.com/office/word/2012/wordml" xmlns:w16cex="http://schemas.microsoft.com/office/word/2018/wordml/cex" xmlns:w16cid="http://schemas.microsoft.com/office/word/2016/wordml/cid" xmlns:w16="http://schemas.microsoft.com/office/word/2018/wordml" xmlns:w16du="http://schemas.microsoft.com/office/word/2023/wordml/word16du" xmlns:w16sdtdh="http://schemas.microsoft.com/office/word/2020/wordml/sdtdatahash" xmlns:w16se="http://schemas.microsoft.com/office/word/2015/wordml/symex" xmlns:wpg="http://schemas.microsoft.com/office/word/2010/wordprocessingGroup" xmlns:wpi="http://schemas.microsoft.com/office/word/2010/wordprocessingInk" xmlns:wne="http://schemas.microsoft.com/office/word/2006/wordml" xmlns:wps="http://schemas.microsoft.com/office/word/2010/wordprocessingShape" mc:Ignorable="w14 w15 w16se w16cid w16 w16cex w16sdtdh w16du wp14">
+<w:endnotes xmlns:wpc="http://schemas.microsoft.com/office/word/2010/wordprocessingCanvas" xmlns:cx="http://schemas.microsoft.com/office/drawing/2014/chartex" xmlns:cx1="http://schemas.microsoft.com/office/drawing/2015/9/8/chartex" xmlns:cx2="http://schemas.microsoft.com/office/drawing/2015/10/21/chartex" xmlns:cx3="http://schemas.microsoft.com/office/drawing/2016/5/9/chartex" xmlns:cx4="http://schemas.microsoft.com/office/drawing/2016/5/10/chartex" xmlns:cx5="http://schemas.microsoft.com/office/drawing/2016/5/11/chartex" xmlns:cx6="http://schemas.microsoft.com/office/drawing/2016/5/12/chartex" xmlns:cx7="http://schemas.microsoft.com/office/drawing/2016/5/13/chartex" xmlns:cx8="http://schemas.microsoft.com/office/drawing/2016/5/14/chartex" xmlns:mc="http://schemas.openxmlformats.org/markup-compatibility/2006" xmlns:aink="http://schemas.microsoft.com/office/drawing/2016/ink" xmlns:am3d="http://schemas.microsoft.com/office/drawing/2017/model3d" xmlns:o="urn:schemas-microsoft-com:office:office" xmlns:oel="http://schemas.microsoft.com/office/2019/extlst" xmlns:r="http://schemas.openxmlformats.org/officeDocument/2006/relationships" xmlns:m="http://schemas.openxmlformats.org/officeDocument/2006/math" xmlns:v="urn:schemas-microsoft-com:vml" xmlns:wp14="http://schemas.microsoft.com/office/word/2010/wordprocessingDrawing" xmlns:wp="http://schemas.openxmlformats.org/drawingml/2006/wordprocessingDrawing" xmlns:w10="urn:schemas-microsoft-com:office:word" xmlns:w="http://schemas.openxmlformats.org/wordprocessingml/2006/main" xmlns:w14="http://schemas.microsoft.com/office/word/2010/wordml" xmlns:w15="http://schemas.microsoft.com/office/word/2012/wordml" xmlns:w16cex="http://schemas.microsoft.com/office/word/2018/wordml/cex" xmlns:w16cid="http://schemas.microsoft.com/office/word/2016/wordml/cid" xmlns:w16="http://schemas.microsoft.com/office/word/2018/wordml" xmlns:w16du="http://schemas.microsoft.com/office/word/2023/wordml/word16du" xmlns:w16sdtdh="http://schemas.microsoft.com/office/word/2020/wordml/sdtdatahash" xmlns:w16sdtfl="http://schemas.microsoft.com/office/word/2024/wordml/sdtformatlock" xmlns:w16se="http://schemas.microsoft.com/office/word/2015/wordml/symex" xmlns:wpg="http://schemas.microsoft.com/office/word/2010/wordprocessingGroup" xmlns:wpi="http://schemas.microsoft.com/office/word/2010/wordprocessingInk" xmlns:wne="http://schemas.microsoft.com/office/word/2006/wordml" xmlns:wps="http://schemas.microsoft.com/office/word/2010/wordprocessingShape" mc:Ignorable="w14 w15 w16se w16cid w16 w16cex w16sdtdh w16sdtfl w16du wp14">
   <w:endnote w:type="separator" w:id="-1">
     <w:p>
       <w:pPr>
@@ -3144,7 +3322,7 @@
 </file>
 
 <file path=word/footnotes.xml><?xml version="1.0" encoding="utf-8"?>
-<w:footnotes xmlns:wpc="http://schemas.microsoft.com/office/word/2010/wordprocessingCanvas" xmlns:cx="http://schemas.microsoft.com/office/drawing/2014/chartex" xmlns:cx1="http://schemas.microsoft.com/office/drawing/2015/9/8/chartex" xmlns:cx2="http://schemas.microsoft.com/office/drawing/2015/10/21/chartex" xmlns:cx3="http://schemas.microsoft.com/office/drawing/2016/5/9/chartex" xmlns:cx4="http://schemas.microsoft.com/office/drawing/2016/5/10/chartex" xmlns:cx5="http://schemas.microsoft.com/office/drawing/2016/5/11/chartex" xmlns:cx6="http://schemas.microsoft.com/office/drawing/2016/5/12/chartex" xmlns:cx7="http://schemas.microsoft.com/office/drawing/2016/5/13/chartex" xmlns:cx8="http://schemas.microsoft.com/office/drawing/2016/5/14/chartex" xmlns:mc="http://schemas.openxmlformats.org/markup-compatibility/2006" xmlns:aink="http://schemas.microsoft.com/office/drawing/2016/ink" xmlns:am3d="http://schemas.microsoft.com/office/drawing/2017/model3d" xmlns:o="urn:schemas-microsoft-com:office:office" xmlns:oel="http://schemas.microsoft.com/office/2019/extlst" xmlns:r="http://schemas.openxmlformats.org/officeDocument/2006/relationships" xmlns:m="http://schemas.openxmlformats.org/officeDocument/2006/math" xmlns:v="urn:schemas-microsoft-com:vml" xmlns:wp14="http://schemas.microsoft.com/office/word/2010/wordprocessingDrawing" xmlns:wp="http://schemas.openxmlformats.org/drawingml/2006/wordprocessingDrawing" xmlns:w10="urn:schemas-microsoft-com:office:word" xmlns:w="http://schemas.openxmlformats.org/wordprocessingml/2006/main" xmlns:w14="http://schemas.microsoft.com/office/word/2010/wordml" xmlns:w15="http://schemas.microsoft.com/office/word/2012/wordml" xmlns:w16cex="http://schemas.microsoft.com/office/word/2018/wordml/cex" xmlns:w16cid="http://schemas.microsoft.com/office/word/2016/wordml/cid" xmlns:w16="http://schemas.microsoft.com/office/word/2018/wordml" xmlns:w16du="http://schemas.microsoft.com/office/word/2023/wordml/word16du" xmlns:w16sdtdh="http://schemas.microsoft.com/office/word/2020/wordml/sdtdatahash" xmlns:w16se="http://schemas.microsoft.com/office/word/2015/wordml/symex" xmlns:wpg="http://schemas.microsoft.com/office/word/2010/wordprocessingGroup" xmlns:wpi="http://schemas.microsoft.com/office/word/2010/wordprocessingInk" xmlns:wne="http://schemas.microsoft.com/office/word/2006/wordml" xmlns:wps="http://schemas.microsoft.com/office/word/2010/wordprocessingShape" mc:Ignorable="w14 w15 w16se w16cid w16 w16cex w16sdtdh w16du wp14">
+<w:footnotes xmlns:wpc="http://schemas.microsoft.com/office/word/2010/wordprocessingCanvas" xmlns:cx="http://schemas.microsoft.com/office/drawing/2014/chartex" xmlns:cx1="http://schemas.microsoft.com/office/drawing/2015/9/8/chartex" xmlns:cx2="http://schemas.microsoft.com/office/drawing/2015/10/21/chartex" xmlns:cx3="http://schemas.microsoft.com/office/drawing/2016/5/9/chartex" xmlns:cx4="http://schemas.microsoft.com/office/drawing/2016/5/10/chartex" xmlns:cx5="http://schemas.microsoft.com/office/drawing/2016/5/11/chartex" xmlns:cx6="http://schemas.microsoft.com/office/drawing/2016/5/12/chartex" xmlns:cx7="http://schemas.microsoft.com/office/drawing/2016/5/13/chartex" xmlns:cx8="http://schemas.microsoft.com/office/drawing/2016/5/14/chartex" xmlns:mc="http://schemas.openxmlformats.org/markup-compatibility/2006" xmlns:aink="http://schemas.microsoft.com/office/drawing/2016/ink" xmlns:am3d="http://schemas.microsoft.com/office/drawing/2017/model3d" xmlns:o="urn:schemas-microsoft-com:office:office" xmlns:oel="http://schemas.microsoft.com/office/2019/extlst" xmlns:r="http://schemas.openxmlformats.org/officeDocument/2006/relationships" xmlns:m="http://schemas.openxmlformats.org/officeDocument/2006/math" xmlns:v="urn:schemas-microsoft-com:vml" xmlns:wp14="http://schemas.microsoft.com/office/word/2010/wordprocessingDrawing" xmlns:wp="http://schemas.openxmlformats.org/drawingml/2006/wordprocessingDrawing" xmlns:w10="urn:schemas-microsoft-com:office:word" xmlns:w="http://schemas.openxmlformats.org/wordprocessingml/2006/main" xmlns:w14="http://schemas.microsoft.com/office/word/2010/wordml" xmlns:w15="http://schemas.microsoft.com/office/word/2012/wordml" xmlns:w16cex="http://schemas.microsoft.com/office/word/2018/wordml/cex" xmlns:w16cid="http://schemas.microsoft.com/office/word/2016/wordml/cid" xmlns:w16="http://schemas.microsoft.com/office/word/2018/wordml" xmlns:w16du="http://schemas.microsoft.com/office/word/2023/wordml/word16du" xmlns:w16sdtdh="http://schemas.microsoft.com/office/word/2020/wordml/sdtdatahash" xmlns:w16sdtfl="http://schemas.microsoft.com/office/word/2024/wordml/sdtformatlock" xmlns:w16se="http://schemas.microsoft.com/office/word/2015/wordml/symex" xmlns:wpg="http://schemas.microsoft.com/office/word/2010/wordprocessingGroup" xmlns:wpi="http://schemas.microsoft.com/office/word/2010/wordprocessingInk" xmlns:wne="http://schemas.microsoft.com/office/word/2006/wordml" xmlns:wps="http://schemas.microsoft.com/office/word/2010/wordprocessingShape" mc:Ignorable="w14 w15 w16se w16cid w16 w16cex w16sdtdh w16sdtfl w16du wp14">
   <w:footnote w:type="separator" w:id="-1">
     <w:p>
       <w:pPr>
@@ -3169,7 +3347,7 @@
 </file>
 
 <file path=word/header1.xml><?xml version="1.0" encoding="utf-8"?>
-<w:hdr xmlns:wpc="http://schemas.microsoft.com/office/word/2010/wordprocessingCanvas" xmlns:cx="http://schemas.microsoft.com/office/drawing/2014/chartex" xmlns:cx1="http://schemas.microsoft.com/office/drawing/2015/9/8/chartex" xmlns:cx2="http://schemas.microsoft.com/office/drawing/2015/10/21/chartex" xmlns:cx3="http://schemas.microsoft.com/office/drawing/2016/5/9/chartex" xmlns:cx4="http://schemas.microsoft.com/office/drawing/2016/5/10/chartex" xmlns:cx5="http://schemas.microsoft.com/office/drawing/2016/5/11/chartex" xmlns:cx6="http://schemas.microsoft.com/office/drawing/2016/5/12/chartex" xmlns:cx7="http://schemas.microsoft.com/office/drawing/2016/5/13/chartex" xmlns:cx8="http://schemas.microsoft.com/office/drawing/2016/5/14/chartex" xmlns:mc="http://schemas.openxmlformats.org/markup-compatibility/2006" xmlns:aink="http://schemas.microsoft.com/office/drawing/2016/ink" xmlns:am3d="http://schemas.microsoft.com/office/drawing/2017/model3d" xmlns:o="urn:schemas-microsoft-com:office:office" xmlns:oel="http://schemas.microsoft.com/office/2019/extlst" xmlns:r="http://schemas.openxmlformats.org/officeDocument/2006/relationships" xmlns:m="http://schemas.openxmlformats.org/officeDocument/2006/math" xmlns:v="urn:schemas-microsoft-com:vml" xmlns:wp14="http://schemas.microsoft.com/office/word/2010/wordprocessingDrawing" xmlns:wp="http://schemas.openxmlformats.org/drawingml/2006/wordprocessingDrawing" xmlns:w10="urn:schemas-microsoft-com:office:word" xmlns:w="http://schemas.openxmlformats.org/wordprocessingml/2006/main" xmlns:w14="http://schemas.microsoft.com/office/word/2010/wordml" xmlns:w15="http://schemas.microsoft.com/office/word/2012/wordml" xmlns:w16cex="http://schemas.microsoft.com/office/word/2018/wordml/cex" xmlns:w16cid="http://schemas.microsoft.com/office/word/2016/wordml/cid" xmlns:w16="http://schemas.microsoft.com/office/word/2018/wordml" xmlns:w16du="http://schemas.microsoft.com/office/word/2023/wordml/word16du" xmlns:w16sdtdh="http://schemas.microsoft.com/office/word/2020/wordml/sdtdatahash" xmlns:w16se="http://schemas.microsoft.com/office/word/2015/wordml/symex" xmlns:wpg="http://schemas.microsoft.com/office/word/2010/wordprocessingGroup" xmlns:wpi="http://schemas.microsoft.com/office/word/2010/wordprocessingInk" xmlns:wne="http://schemas.microsoft.com/office/word/2006/wordml" xmlns:wps="http://schemas.microsoft.com/office/word/2010/wordprocessingShape" mc:Ignorable="w14 w15 w16se w16cid w16 w16cex w16sdtdh w16du wp14">
+<w:hdr xmlns:wpc="http://schemas.microsoft.com/office/word/2010/wordprocessingCanvas" xmlns:cx="http://schemas.microsoft.com/office/drawing/2014/chartex" xmlns:cx1="http://schemas.microsoft.com/office/drawing/2015/9/8/chartex" xmlns:cx2="http://schemas.microsoft.com/office/drawing/2015/10/21/chartex" xmlns:cx3="http://schemas.microsoft.com/office/drawing/2016/5/9/chartex" xmlns:cx4="http://schemas.microsoft.com/office/drawing/2016/5/10/chartex" xmlns:cx5="http://schemas.microsoft.com/office/drawing/2016/5/11/chartex" xmlns:cx6="http://schemas.microsoft.com/office/drawing/2016/5/12/chartex" xmlns:cx7="http://schemas.microsoft.com/office/drawing/2016/5/13/chartex" xmlns:cx8="http://schemas.microsoft.com/office/drawing/2016/5/14/chartex" xmlns:mc="http://schemas.openxmlformats.org/markup-compatibility/2006" xmlns:aink="http://schemas.microsoft.com/office/drawing/2016/ink" xmlns:am3d="http://schemas.microsoft.com/office/drawing/2017/model3d" xmlns:o="urn:schemas-microsoft-com:office:office" xmlns:oel="http://schemas.microsoft.com/office/2019/extlst" xmlns:r="http://schemas.openxmlformats.org/officeDocument/2006/relationships" xmlns:m="http://schemas.openxmlformats.org/officeDocument/2006/math" xmlns:v="urn:schemas-microsoft-com:vml" xmlns:wp14="http://schemas.microsoft.com/office/word/2010/wordprocessingDrawing" xmlns:wp="http://schemas.openxmlformats.org/drawingml/2006/wordprocessingDrawing" xmlns:w10="urn:schemas-microsoft-com:office:word" xmlns:w="http://schemas.openxmlformats.org/wordprocessingml/2006/main" xmlns:w14="http://schemas.microsoft.com/office/word/2010/wordml" xmlns:w15="http://schemas.microsoft.com/office/word/2012/wordml" xmlns:w16cex="http://schemas.microsoft.com/office/word/2018/wordml/cex" xmlns:w16cid="http://schemas.microsoft.com/office/word/2016/wordml/cid" xmlns:w16="http://schemas.microsoft.com/office/word/2018/wordml" xmlns:w16du="http://schemas.microsoft.com/office/word/2023/wordml/word16du" xmlns:w16sdtdh="http://schemas.microsoft.com/office/word/2020/wordml/sdtdatahash" xmlns:w16sdtfl="http://schemas.microsoft.com/office/word/2024/wordml/sdtformatlock" xmlns:w16se="http://schemas.microsoft.com/office/word/2015/wordml/symex" xmlns:wpg="http://schemas.microsoft.com/office/word/2010/wordprocessingGroup" xmlns:wpi="http://schemas.microsoft.com/office/word/2010/wordprocessingInk" xmlns:wne="http://schemas.microsoft.com/office/word/2006/wordml" xmlns:wps="http://schemas.microsoft.com/office/word/2010/wordprocessingShape" mc:Ignorable="w14 w15 w16se w16cid w16 w16cex w16sdtdh w16sdtfl w16du wp14">
   <w:p>
     <w:pPr>
       <w:pStyle w:val="Encabezado"/>
@@ -3210,7 +3388,7 @@
 </file>
 
 <file path=word/header2.xml><?xml version="1.0" encoding="utf-8"?>
-<w:hdr xmlns:wpc="http://schemas.microsoft.com/office/word/2010/wordprocessingCanvas" xmlns:cx="http://schemas.microsoft.com/office/drawing/2014/chartex" xmlns:cx1="http://schemas.microsoft.com/office/drawing/2015/9/8/chartex" xmlns:cx2="http://schemas.microsoft.com/office/drawing/2015/10/21/chartex" xmlns:cx3="http://schemas.microsoft.com/office/drawing/2016/5/9/chartex" xmlns:cx4="http://schemas.microsoft.com/office/drawing/2016/5/10/chartex" xmlns:cx5="http://schemas.microsoft.com/office/drawing/2016/5/11/chartex" xmlns:cx6="http://schemas.microsoft.com/office/drawing/2016/5/12/chartex" xmlns:cx7="http://schemas.microsoft.com/office/drawing/2016/5/13/chartex" xmlns:cx8="http://schemas.microsoft.com/office/drawing/2016/5/14/chartex" xmlns:mc="http://schemas.openxmlformats.org/markup-compatibility/2006" xmlns:aink="http://schemas.microsoft.com/office/drawing/2016/ink" xmlns:am3d="http://schemas.microsoft.com/office/drawing/2017/model3d" xmlns:o="urn:schemas-microsoft-com:office:office" xmlns:oel="http://schemas.microsoft.com/office/2019/extlst" xmlns:r="http://schemas.openxmlformats.org/officeDocument/2006/relationships" xmlns:m="http://schemas.openxmlformats.org/officeDocument/2006/math" xmlns:v="urn:schemas-microsoft-com:vml" xmlns:wp14="http://schemas.microsoft.com/office/word/2010/wordprocessingDrawing" xmlns:wp="http://schemas.openxmlformats.org/drawingml/2006/wordprocessingDrawing" xmlns:w10="urn:schemas-microsoft-com:office:word" xmlns:w="http://schemas.openxmlformats.org/wordprocessingml/2006/main" xmlns:w14="http://schemas.microsoft.com/office/word/2010/wordml" xmlns:w15="http://schemas.microsoft.com/office/word/2012/wordml" xmlns:w16cex="http://schemas.microsoft.com/office/word/2018/wordml/cex" xmlns:w16cid="http://schemas.microsoft.com/office/word/2016/wordml/cid" xmlns:w16="http://schemas.microsoft.com/office/word/2018/wordml" xmlns:w16du="http://schemas.microsoft.com/office/word/2023/wordml/word16du" xmlns:w16sdtdh="http://schemas.microsoft.com/office/word/2020/wordml/sdtdatahash" xmlns:w16se="http://schemas.microsoft.com/office/word/2015/wordml/symex" xmlns:wpg="http://schemas.microsoft.com/office/word/2010/wordprocessingGroup" xmlns:wpi="http://schemas.microsoft.com/office/word/2010/wordprocessingInk" xmlns:wne="http://schemas.microsoft.com/office/word/2006/wordml" xmlns:wps="http://schemas.microsoft.com/office/word/2010/wordprocessingShape" mc:Ignorable="w14 w15 w16se w16cid w16 w16cex w16sdtdh w16du wp14">
+<w:hdr xmlns:wpc="http://schemas.microsoft.com/office/word/2010/wordprocessingCanvas" xmlns:cx="http://schemas.microsoft.com/office/drawing/2014/chartex" xmlns:cx1="http://schemas.microsoft.com/office/drawing/2015/9/8/chartex" xmlns:cx2="http://schemas.microsoft.com/office/drawing/2015/10/21/chartex" xmlns:cx3="http://schemas.microsoft.com/office/drawing/2016/5/9/chartex" xmlns:cx4="http://schemas.microsoft.com/office/drawing/2016/5/10/chartex" xmlns:cx5="http://schemas.microsoft.com/office/drawing/2016/5/11/chartex" xmlns:cx6="http://schemas.microsoft.com/office/drawing/2016/5/12/chartex" xmlns:cx7="http://schemas.microsoft.com/office/drawing/2016/5/13/chartex" xmlns:cx8="http://schemas.microsoft.com/office/drawing/2016/5/14/chartex" xmlns:mc="http://schemas.openxmlformats.org/markup-compatibility/2006" xmlns:aink="http://schemas.microsoft.com/office/drawing/2016/ink" xmlns:am3d="http://schemas.microsoft.com/office/drawing/2017/model3d" xmlns:o="urn:schemas-microsoft-com:office:office" xmlns:oel="http://schemas.microsoft.com/office/2019/extlst" xmlns:r="http://schemas.openxmlformats.org/officeDocument/2006/relationships" xmlns:m="http://schemas.openxmlformats.org/officeDocument/2006/math" xmlns:v="urn:schemas-microsoft-com:vml" xmlns:wp14="http://schemas.microsoft.com/office/word/2010/wordprocessingDrawing" xmlns:wp="http://schemas.openxmlformats.org/drawingml/2006/wordprocessingDrawing" xmlns:w10="urn:schemas-microsoft-com:office:word" xmlns:w="http://schemas.openxmlformats.org/wordprocessingml/2006/main" xmlns:w14="http://schemas.microsoft.com/office/word/2010/wordml" xmlns:w15="http://schemas.microsoft.com/office/word/2012/wordml" xmlns:w16cex="http://schemas.microsoft.com/office/word/2018/wordml/cex" xmlns:w16cid="http://schemas.microsoft.com/office/word/2016/wordml/cid" xmlns:w16="http://schemas.microsoft.com/office/word/2018/wordml" xmlns:w16du="http://schemas.microsoft.com/office/word/2023/wordml/word16du" xmlns:w16sdtdh="http://schemas.microsoft.com/office/word/2020/wordml/sdtdatahash" xmlns:w16sdtfl="http://schemas.microsoft.com/office/word/2024/wordml/sdtformatlock" xmlns:w16se="http://schemas.microsoft.com/office/word/2015/wordml/symex" xmlns:wpg="http://schemas.microsoft.com/office/word/2010/wordprocessingGroup" xmlns:wpi="http://schemas.microsoft.com/office/word/2010/wordprocessingInk" xmlns:wne="http://schemas.microsoft.com/office/word/2006/wordml" xmlns:wps="http://schemas.microsoft.com/office/word/2010/wordprocessingShape" mc:Ignorable="w14 w15 w16se w16cid w16 w16cex w16sdtdh w16sdtfl w16du wp14">
   <w:p>
     <w:pPr>
       <w:pStyle w:val="Encabezado"/>
@@ -3289,7 +3467,7 @@
 </file>
 
 <file path=word/header3.xml><?xml version="1.0" encoding="utf-8"?>
-<w:hdr xmlns:wpc="http://schemas.microsoft.com/office/word/2010/wordprocessingCanvas" xmlns:cx="http://schemas.microsoft.com/office/drawing/2014/chartex" xmlns:cx1="http://schemas.microsoft.com/office/drawing/2015/9/8/chartex" xmlns:cx2="http://schemas.microsoft.com/office/drawing/2015/10/21/chartex" xmlns:cx3="http://schemas.microsoft.com/office/drawing/2016/5/9/chartex" xmlns:cx4="http://schemas.microsoft.com/office/drawing/2016/5/10/chartex" xmlns:cx5="http://schemas.microsoft.com/office/drawing/2016/5/11/chartex" xmlns:cx6="http://schemas.microsoft.com/office/drawing/2016/5/12/chartex" xmlns:cx7="http://schemas.microsoft.com/office/drawing/2016/5/13/chartex" xmlns:cx8="http://schemas.microsoft.com/office/drawing/2016/5/14/chartex" xmlns:mc="http://schemas.openxmlformats.org/markup-compatibility/2006" xmlns:aink="http://schemas.microsoft.com/office/drawing/2016/ink" xmlns:am3d="http://schemas.microsoft.com/office/drawing/2017/model3d" xmlns:o="urn:schemas-microsoft-com:office:office" xmlns:oel="http://schemas.microsoft.com/office/2019/extlst" xmlns:r="http://schemas.openxmlformats.org/officeDocument/2006/relationships" xmlns:m="http://schemas.openxmlformats.org/officeDocument/2006/math" xmlns:v="urn:schemas-microsoft-com:vml" xmlns:wp14="http://schemas.microsoft.com/office/word/2010/wordprocessingDrawing" xmlns:wp="http://schemas.openxmlformats.org/drawingml/2006/wordprocessingDrawing" xmlns:w10="urn:schemas-microsoft-com:office:word" xmlns:w="http://schemas.openxmlformats.org/wordprocessingml/2006/main" xmlns:w14="http://schemas.microsoft.com/office/word/2010/wordml" xmlns:w15="http://schemas.microsoft.com/office/word/2012/wordml" xmlns:w16cex="http://schemas.microsoft.com/office/word/2018/wordml/cex" xmlns:w16cid="http://schemas.microsoft.com/office/word/2016/wordml/cid" xmlns:w16="http://schemas.microsoft.com/office/word/2018/wordml" xmlns:w16du="http://schemas.microsoft.com/office/word/2023/wordml/word16du" xmlns:w16sdtdh="http://schemas.microsoft.com/office/word/2020/wordml/sdtdatahash" xmlns:w16se="http://schemas.microsoft.com/office/word/2015/wordml/symex" xmlns:wpg="http://schemas.microsoft.com/office/word/2010/wordprocessingGroup" xmlns:wpi="http://schemas.microsoft.com/office/word/2010/wordprocessingInk" xmlns:wne="http://schemas.microsoft.com/office/word/2006/wordml" xmlns:wps="http://schemas.microsoft.com/office/word/2010/wordprocessingShape" mc:Ignorable="w14 w15 w16se w16cid w16 w16cex w16sdtdh w16du wp14">
+<w:hdr xmlns:wpc="http://schemas.microsoft.com/office/word/2010/wordprocessingCanvas" xmlns:cx="http://schemas.microsoft.com/office/drawing/2014/chartex" xmlns:cx1="http://schemas.microsoft.com/office/drawing/2015/9/8/chartex" xmlns:cx2="http://schemas.microsoft.com/office/drawing/2015/10/21/chartex" xmlns:cx3="http://schemas.microsoft.com/office/drawing/2016/5/9/chartex" xmlns:cx4="http://schemas.microsoft.com/office/drawing/2016/5/10/chartex" xmlns:cx5="http://schemas.microsoft.com/office/drawing/2016/5/11/chartex" xmlns:cx6="http://schemas.microsoft.com/office/drawing/2016/5/12/chartex" xmlns:cx7="http://schemas.microsoft.com/office/drawing/2016/5/13/chartex" xmlns:cx8="http://schemas.microsoft.com/office/drawing/2016/5/14/chartex" xmlns:mc="http://schemas.openxmlformats.org/markup-compatibility/2006" xmlns:aink="http://schemas.microsoft.com/office/drawing/2016/ink" xmlns:am3d="http://schemas.microsoft.com/office/drawing/2017/model3d" xmlns:o="urn:schemas-microsoft-com:office:office" xmlns:oel="http://schemas.microsoft.com/office/2019/extlst" xmlns:r="http://schemas.openxmlformats.org/officeDocument/2006/relationships" xmlns:m="http://schemas.openxmlformats.org/officeDocument/2006/math" xmlns:v="urn:schemas-microsoft-com:vml" xmlns:wp14="http://schemas.microsoft.com/office/word/2010/wordprocessingDrawing" xmlns:wp="http://schemas.openxmlformats.org/drawingml/2006/wordprocessingDrawing" xmlns:w10="urn:schemas-microsoft-com:office:word" xmlns:w="http://schemas.openxmlformats.org/wordprocessingml/2006/main" xmlns:w14="http://schemas.microsoft.com/office/word/2010/wordml" xmlns:w15="http://schemas.microsoft.com/office/word/2012/wordml" xmlns:w16cex="http://schemas.microsoft.com/office/word/2018/wordml/cex" xmlns:w16cid="http://schemas.microsoft.com/office/word/2016/wordml/cid" xmlns:w16="http://schemas.microsoft.com/office/word/2018/wordml" xmlns:w16du="http://schemas.microsoft.com/office/word/2023/wordml/word16du" xmlns:w16sdtdh="http://schemas.microsoft.com/office/word/2020/wordml/sdtdatahash" xmlns:w16sdtfl="http://schemas.microsoft.com/office/word/2024/wordml/sdtformatlock" xmlns:w16se="http://schemas.microsoft.com/office/word/2015/wordml/symex" xmlns:wpg="http://schemas.microsoft.com/office/word/2010/wordprocessingGroup" xmlns:wpi="http://schemas.microsoft.com/office/word/2010/wordprocessingInk" xmlns:wne="http://schemas.microsoft.com/office/word/2006/wordml" xmlns:wps="http://schemas.microsoft.com/office/word/2010/wordprocessingShape" mc:Ignorable="w14 w15 w16se w16cid w16 w16cex w16sdtdh w16sdtfl w16du wp14">
   <w:p>
     <w:pPr>
       <w:pStyle w:val="Encabezado"/>
@@ -3330,7 +3508,7 @@
 </file>
 
 <file path=word/numbering.xml><?xml version="1.0" encoding="utf-8"?>
-<w:numbering xmlns:wpc="http://schemas.microsoft.com/office/word/2010/wordprocessingCanvas" xmlns:cx="http://schemas.microsoft.com/office/drawing/2014/chartex" xmlns:cx1="http://schemas.microsoft.com/office/drawing/2015/9/8/chartex" xmlns:cx2="http://schemas.microsoft.com/office/drawing/2015/10/21/chartex" xmlns:cx3="http://schemas.microsoft.com/office/drawing/2016/5/9/chartex" xmlns:cx4="http://schemas.microsoft.com/office/drawing/2016/5/10/chartex" xmlns:cx5="http://schemas.microsoft.com/office/drawing/2016/5/11/chartex" xmlns:cx6="http://schemas.microsoft.com/office/drawing/2016/5/12/chartex" xmlns:cx7="http://schemas.microsoft.com/office/drawing/2016/5/13/chartex" xmlns:cx8="http://schemas.microsoft.com/office/drawing/2016/5/14/chartex" xmlns:mc="http://schemas.openxmlformats.org/markup-compatibility/2006" xmlns:aink="http://schemas.microsoft.com/office/drawing/2016/ink" xmlns:am3d="http://schemas.microsoft.com/office/drawing/2017/model3d" xmlns:o="urn:schemas-microsoft-com:office:office" xmlns:oel="http://schemas.microsoft.com/office/2019/extlst" xmlns:r="http://schemas.openxmlformats.org/officeDocument/2006/relationships" xmlns:m="http://schemas.openxmlformats.org/officeDocument/2006/math" xmlns:v="urn:schemas-microsoft-com:vml" xmlns:wp14="http://schemas.microsoft.com/office/word/2010/wordprocessingDrawing" xmlns:wp="http://schemas.openxmlformats.org/drawingml/2006/wordprocessingDrawing" xmlns:w10="urn:schemas-microsoft-com:office:word" xmlns:w="http://schemas.openxmlformats.org/wordprocessingml/2006/main" xmlns:w14="http://schemas.microsoft.com/office/word/2010/wordml" xmlns:w15="http://schemas.microsoft.com/office/word/2012/wordml" xmlns:w16cex="http://schemas.microsoft.com/office/word/2018/wordml/cex" xmlns:w16cid="http://schemas.microsoft.com/office/word/2016/wordml/cid" xmlns:w16="http://schemas.microsoft.com/office/word/2018/wordml" xmlns:w16du="http://schemas.microsoft.com/office/word/2023/wordml/word16du" xmlns:w16sdtdh="http://schemas.microsoft.com/office/word/2020/wordml/sdtdatahash" xmlns:w16se="http://schemas.microsoft.com/office/word/2015/wordml/symex" xmlns:wpg="http://schemas.microsoft.com/office/word/2010/wordprocessingGroup" xmlns:wpi="http://schemas.microsoft.com/office/word/2010/wordprocessingInk" xmlns:wne="http://schemas.microsoft.com/office/word/2006/wordml" xmlns:wps="http://schemas.microsoft.com/office/word/2010/wordprocessingShape" mc:Ignorable="w14 w15 w16se w16cid w16 w16cex w16sdtdh w16du wp14">
+<w:numbering xmlns:wpc="http://schemas.microsoft.com/office/word/2010/wordprocessingCanvas" xmlns:cx="http://schemas.microsoft.com/office/drawing/2014/chartex" xmlns:cx1="http://schemas.microsoft.com/office/drawing/2015/9/8/chartex" xmlns:cx2="http://schemas.microsoft.com/office/drawing/2015/10/21/chartex" xmlns:cx3="http://schemas.microsoft.com/office/drawing/2016/5/9/chartex" xmlns:cx4="http://schemas.microsoft.com/office/drawing/2016/5/10/chartex" xmlns:cx5="http://schemas.microsoft.com/office/drawing/2016/5/11/chartex" xmlns:cx6="http://schemas.microsoft.com/office/drawing/2016/5/12/chartex" xmlns:cx7="http://schemas.microsoft.com/office/drawing/2016/5/13/chartex" xmlns:cx8="http://schemas.microsoft.com/office/drawing/2016/5/14/chartex" xmlns:mc="http://schemas.openxmlformats.org/markup-compatibility/2006" xmlns:aink="http://schemas.microsoft.com/office/drawing/2016/ink" xmlns:am3d="http://schemas.microsoft.com/office/drawing/2017/model3d" xmlns:o="urn:schemas-microsoft-com:office:office" xmlns:oel="http://schemas.microsoft.com/office/2019/extlst" xmlns:r="http://schemas.openxmlformats.org/officeDocument/2006/relationships" xmlns:m="http://schemas.openxmlformats.org/officeDocument/2006/math" xmlns:v="urn:schemas-microsoft-com:vml" xmlns:wp14="http://schemas.microsoft.com/office/word/2010/wordprocessingDrawing" xmlns:wp="http://schemas.openxmlformats.org/drawingml/2006/wordprocessingDrawing" xmlns:w10="urn:schemas-microsoft-com:office:word" xmlns:w="http://schemas.openxmlformats.org/wordprocessingml/2006/main" xmlns:w14="http://schemas.microsoft.com/office/word/2010/wordml" xmlns:w15="http://schemas.microsoft.com/office/word/2012/wordml" xmlns:w16cex="http://schemas.microsoft.com/office/word/2018/wordml/cex" xmlns:w16cid="http://schemas.microsoft.com/office/word/2016/wordml/cid" xmlns:w16="http://schemas.microsoft.com/office/word/2018/wordml" xmlns:w16du="http://schemas.microsoft.com/office/word/2023/wordml/word16du" xmlns:w16sdtdh="http://schemas.microsoft.com/office/word/2020/wordml/sdtdatahash" xmlns:w16sdtfl="http://schemas.microsoft.com/office/word/2024/wordml/sdtformatlock" xmlns:w16se="http://schemas.microsoft.com/office/word/2015/wordml/symex" xmlns:wpg="http://schemas.microsoft.com/office/word/2010/wordprocessingGroup" xmlns:wpi="http://schemas.microsoft.com/office/word/2010/wordprocessingInk" xmlns:wne="http://schemas.microsoft.com/office/word/2006/wordml" xmlns:wps="http://schemas.microsoft.com/office/word/2010/wordprocessingShape" mc:Ignorable="w14 w15 w16se w16cid w16 w16cex w16sdtdh w16sdtfl w16du wp14">
   <w:abstractNum w:abstractNumId="0" w15:restartNumberingAfterBreak="0">
     <w:nsid w:val="1DBF5417"/>
     <w:multiLevelType w:val="hybridMultilevel"/>
@@ -5765,7 +5943,7 @@
 </file>
 
 <file path=word/styles.xml><?xml version="1.0" encoding="utf-8"?>
-<w:styles xmlns:mc="http://schemas.openxmlformats.org/markup-compatibility/2006" xmlns:r="http://schemas.openxmlformats.org/officeDocument/2006/relationships" xmlns:w="http://schemas.openxmlformats.org/wordprocessingml/2006/main" xmlns:w14="http://schemas.microsoft.com/office/word/2010/wordml" xmlns:w15="http://schemas.microsoft.com/office/word/2012/wordml" xmlns:w16cex="http://schemas.microsoft.com/office/word/2018/wordml/cex" xmlns:w16cid="http://schemas.microsoft.com/office/word/2016/wordml/cid" xmlns:w16="http://schemas.microsoft.com/office/word/2018/wordml" xmlns:w16du="http://schemas.microsoft.com/office/word/2023/wordml/word16du" xmlns:w16sdtdh="http://schemas.microsoft.com/office/word/2020/wordml/sdtdatahash" xmlns:w16se="http://schemas.microsoft.com/office/word/2015/wordml/symex" mc:Ignorable="w14 w15 w16se w16cid w16 w16cex w16sdtdh w16du">
+<w:styles xmlns:mc="http://schemas.openxmlformats.org/markup-compatibility/2006" xmlns:r="http://schemas.openxmlformats.org/officeDocument/2006/relationships" xmlns:w="http://schemas.openxmlformats.org/wordprocessingml/2006/main" xmlns:w14="http://schemas.microsoft.com/office/word/2010/wordml" xmlns:w15="http://schemas.microsoft.com/office/word/2012/wordml" xmlns:w16cex="http://schemas.microsoft.com/office/word/2018/wordml/cex" xmlns:w16cid="http://schemas.microsoft.com/office/word/2016/wordml/cid" xmlns:w16="http://schemas.microsoft.com/office/word/2018/wordml" xmlns:w16du="http://schemas.microsoft.com/office/word/2023/wordml/word16du" xmlns:w16sdtdh="http://schemas.microsoft.com/office/word/2020/wordml/sdtdatahash" xmlns:w16sdtfl="http://schemas.microsoft.com/office/word/2024/wordml/sdtformatlock" xmlns:w16se="http://schemas.microsoft.com/office/word/2015/wordml/symex" mc:Ignorable="w14 w15 w16se w16cid w16 w16cex w16sdtdh w16sdtfl w16du">
   <w:docDefaults>
     <w:rPrDefault>
       <w:rPr>
@@ -6331,7 +6509,7 @@
       <w:u w:val="single"/>
     </w:rPr>
   </w:style>
-  <w:style w:type="character" w:styleId="Textoennegrita">
+  <w:style w:type="character" w:styleId="Fuerte">
     <w:name w:val="Strong"/>
     <w:basedOn w:val="Fuentedeprrafopredeter"/>
     <w:uiPriority w:val="22"/>
